--- a/SUMMER BOOTCAMP SCHEDULE_2026.docx
+++ b/SUMMER BOOTCAMP SCHEDULE_2026.docx
@@ -4217,7 +4217,7 @@
                 <w:szCs w:val="24"/>
                 <w:u w:val="none"/>
               </w:rPr>
-              <w:t>12:00 - 2:00</w:t>
+              <w:t>12:00 - 1:00</w:t>
             </w:r>
           </w:p>
         </w:tc>
